--- a/Prepreneurship LMS - Super Administrator Guide.docx
+++ b/Prepreneurship LMS - Super Administrator Guide.docx
@@ -137,7 +137,7 @@
                 <w:b/>
                 <w:sz w:val="20"/>
               </w:rPr>
-              <w:t>Section</w:t>
+              <w:t>Batch</w:t>
             </w:r>
           </w:p>
         </w:tc>
@@ -676,7 +676,7 @@
               <w:rPr>
                 <w:sz w:val="20"/>
               </w:rPr>
-              <w:t>Look at where the value came from — shown on every row. A course or section may carry its own override, and the more specific one wins. This is the single most common reason somebody concludes the feature is broken.</w:t>
+              <w:t>Look at where the value came from — shown on every row. A course or batch may carry its own override, and the more specific one wins. This is the single most common reason somebody concludes the feature is broken.</w:t>
             </w:r>
           </w:p>
         </w:tc>
@@ -1755,7 +1755,7 @@
         <w:pStyle w:val="ListBullet"/>
       </w:pPr>
       <w:r>
-        <w:t>Create the new term and its intakes before sections are made.</w:t>
+        <w:t>Create the new term and its intakes before batches are made.</w:t>
       </w:r>
     </w:p>
     <w:p>
@@ -1763,7 +1763,7 @@
         <w:pStyle w:val="ListBullet"/>
       </w:pPr>
       <w:r>
-        <w:t>Check that every section has a teacher assigned.</w:t>
+        <w:t>Check that every batch has a teacher assigned.</w:t>
       </w:r>
     </w:p>
     <w:p>
